--- a/docs/manuales/Guia_Cartel.docx
+++ b/docs/manuales/Guia_Cartel.docx
@@ -80,7 +80,7 @@
           <w:color w:val="56648F"/>
           <w:sz w:val="21"/>
         </w:rPr>
-        <w:t>Versión 1.0   ·   21/08/2026</w:t>
+        <w:t>Versión 1.1   ·   21/08/2026</w:t>
       </w:r>
     </w:p>
     <w:p/>
@@ -96,7 +96,7 @@
     </w:p>
     <w:p>
       <w:r>
-        <w:t>Solicitud para producir y colocar un cartel en un inmueble. Es una actividad de Actividades de Marketing &amp; Research: primero se completa el Formulario Base (tipo de actividad, prioridad, cuenta/contacto, unidad de negocio) y al elegir 'Cartel' se abre este formulario.</w:t>
+        <w:t>Solicitud para producir y colocar un cartel en un inmueble. Es una actividad de Actividades de Marketing &amp; Research: primero se completa el Formulario Base (tipo de actividad, prioridad, cuenta/contacto, unidad de negocio) y al elegir 'Cartel' se abre este formulario, que se completa en tres pasos: 1) Ubicación, 2) Información general y 3) Contenido.</w:t>
       </w:r>
     </w:p>
     <w:p/>
@@ -183,7 +183,7 @@
           <w:color w:val="00285A"/>
           <w:sz w:val="23"/>
         </w:rPr>
-        <w:t>Link de Google Maps</w:t>
+        <w:t>URL de Google Maps</w:t>
       </w:r>
     </w:p>
     <w:p>
@@ -198,7 +198,7 @@
     </w:p>
     <w:p>
       <w:r>
-        <w:t>Se genera solo a partir del inmueble y se muestra como 'Ver ubicación en Google Maps', que abre el mapa en una pestaña nueva. Si el inmueble no tiene dirección suficiente, se avisa y no se genera un enlace incorrecto.</w:t>
+        <w:t>Se genera sola a partir del inmueble y se muestra como 'Ver ubicación en Google Maps', que abre el mapa en una pestaña nueva. Si el inmueble no tiene dirección suficiente, se avisa y no se genera un enlace incorrecto.</w:t>
       </w:r>
     </w:p>
     <w:p>

--- a/docs/manuales/Guia_Cartel.docx
+++ b/docs/manuales/Guia_Cartel.docx
@@ -80,7 +80,7 @@
           <w:color w:val="56648F"/>
           <w:sz w:val="21"/>
         </w:rPr>
-        <w:t>Versión 1.1   ·   21/08/2026</w:t>
+        <w:t>Versión 1.2   ·   08/09/2026</w:t>
       </w:r>
     </w:p>
     <w:p/>
@@ -231,7 +231,7 @@
     </w:p>
     <w:p>
       <w:r>
-        <w:t>Qué ingresar: el tamaño del cartel en metros. Los dos son obligatorios y tienen que ser mayores a cero.</w:t>
+        <w:t>Qué ingresar: el tamaño del cartel en centímetros. Los dos son obligatorios y tienen que ser mayores a cero.</w:t>
       </w:r>
     </w:p>
     <w:p>

--- a/docs/manuales/Guia_Cartel.docx
+++ b/docs/manuales/Guia_Cartel.docx
@@ -80,7 +80,7 @@
           <w:color w:val="56648F"/>
           <w:sz w:val="21"/>
         </w:rPr>
-        <w:t>Versión 1.2   ·   08/09/2026</w:t>
+        <w:t>Versión 1.3   ·   08/09/2026</w:t>
       </w:r>
     </w:p>
     <w:p/>
@@ -364,6 +364,39 @@
     <w:p>
       <w:r>
         <w:t>Qué ingresar: al menos una foto. El lugar exacto y la superficie donde se va a colocar el cartel. También admite varias fotos.</w:t>
+      </w:r>
+    </w:p>
+    <w:p>
+      <w:r>
+        <w:rPr>
+          <w:color w:val="C9D6F0"/>
+        </w:rPr>
+        <w:t>──────────────────────────────────────────────</w:t>
+      </w:r>
+    </w:p>
+    <w:p>
+      <w:r>
+        <w:rPr>
+          <w:b/>
+          <w:color w:val="00285A"/>
+          <w:sz w:val="23"/>
+        </w:rPr>
+        <w:t>Estilo del cartel</w:t>
+      </w:r>
+    </w:p>
+    <w:p>
+      <w:r>
+        <w:rPr>
+          <w:b/>
+          <w:color w:val="1C54F4"/>
+          <w:sz w:val="21"/>
+        </w:rPr>
+        <w:t>Qué ingresar:</w:t>
+      </w:r>
+    </w:p>
+    <w:p>
+      <w:r>
+        <w:t>Qué ingresar: opcional. Si ya tenés un modelo del cartel o una referencia de cómo lo querés, adjuntalo acá. Admite varias imágenes y también PDF; se pueden quitar antes de guardar.</w:t>
       </w:r>
     </w:p>
     <w:p/>
